--- a/public/downloads/wzor-streszczenia-pracy-magisterskiej.docx
+++ b/public/downloads/wzor-streszczenia-pracy-magisterskiej.docx
@@ -45,7 +45,7 @@
         <w:t xml:space="preserve">. Nie zawiera cytowań, tabel ani skrótów wymagających rozwinięcia. Większość uczelni wymaga wersji polskiej i angielskiej oraz 3–5 słów kluczowych. Poniżej przykład dla pracy empirycznej. Pełny poradnik: praca-magisterska.pl/poradniki/streszczenie/</w:t>
       </w:r>
     </w:p>
-    <w:bookmarkStart w:id="20" w:name="streszczenie"/>
+    <w:bookmarkStart w:id="9" w:name="_streszczenie"/>
     <w:p>
       <w:pPr>
         <w:pStyle w:val="Heading1"/>
@@ -64,7 +64,7 @@
     </w:p>
     <w:p>
       <w:pPr>
-        <w:pStyle w:val="BodyText"/>
+        <w:pStyle w:val="FirstParagraph"/>
       </w:pPr>
       <w:r>
         <w:t xml:space="preserve">Celem pracy było określenie związku między poczuciem własnej skuteczności a poziomem wypalenia zawodowego nauczycieli edukacji wczesnoszkolnej.</w:t>
@@ -120,8 +120,8 @@
         <w:t xml:space="preserve">poczucie własnej skuteczności, wypalenie zawodowe, nauczyciele, edukacja wczesnoszkolna.</w:t>
       </w:r>
     </w:p>
-    <w:bookmarkEnd w:id="20"/>
-    <w:bookmarkStart w:id="24" w:name="abstract"/>
+    <w:bookmarkEnd w:id="9"/>
+    <w:bookmarkStart w:id="14" w:name="_abstract"/>
     <w:p>
       <w:pPr>
         <w:pStyle w:val="Heading1"/>
@@ -211,7 +211,7 @@
           <w:b/>
           <w:bCs/>
         </w:rPr>
-        <w:t xml:space="preserve">Smart-Edu.ai — pierwsza wersja pracy w kilka godzin, nie w kilka miesięcy</w:t>
+        <w:t xml:space="preserve">„Jak napisać pracę magisterską od A do Z” — ebook, 250 stron</w:t>
       </w:r>
     </w:p>
     <w:p>
@@ -219,21 +219,27 @@
         <w:pStyle w:val="Note"/>
       </w:pPr>
       <w:r>
-        <w:t xml:space="preserve">Podajesz temat, kierunek studiów i wytyczne promotora, a sztuczna inteligencja generuje unikalny, gotowy do edycji tekst: z poprawną strukturą rozdziałów, przypisami i bibliografią. Rejestracja jest darmowa, płacisz wyłącznie za wygenerowany tekst.</w:t>
+        <w:t xml:space="preserve">Ten wzór daje gotowy układ. Ebook prowadzi krok po kroku przez każdą część pracy: wybór tematu, rozdział teoretyczny, metodologię, analizę wyników, zakończenie i obronę. Szablony, checklisty i rozdział o etycznym korzystaniu z AI, 39 zł.</w:t>
       </w:r>
     </w:p>
     <w:p>
       <w:pPr>
         <w:pStyle w:val="Note"/>
       </w:pPr>
-      <w:hyperlink r:id="rId21">
+      <w:r>
+        <w:t xml:space="preserve">Rozdział o metodologii badań przejrzysz za darmo:</w:t>
+      </w:r>
+      <w:r>
+        <w:t xml:space="preserve"> </w:t>
+      </w:r>
+      <w:hyperlink r:id="rId10">
         <w:r>
           <w:rPr>
             <w:rStyle w:val="Hyperlink"/>
             <w:b/>
             <w:bCs/>
           </w:rPr>
-          <w:t xml:space="preserve">www.smart-edu.ai/pl/masters-thesis</w:t>
+          <w:t xml:space="preserve">praca-magisterska.pl/sklep/praca-magisterska-ebook/</w:t>
         </w:r>
       </w:hyperlink>
     </w:p>
@@ -242,35 +248,50 @@
         <w:pStyle w:val="BodyText"/>
       </w:pPr>
       <w:r>
-        <w:t xml:space="preserve">Wolisz napisać pracę w pełni samodzielnie? Pomoże Ci ebook</w:t>
+        <w:t xml:space="preserve">Chcesz zobaczyć, jak wygląda cała praca? Zajrzyj do</w:t>
       </w:r>
       <w:r>
         <w:t xml:space="preserve"> </w:t>
       </w:r>
-      <w:r>
-        <w:rPr>
-          <w:b/>
-          <w:bCs/>
-        </w:rPr>
-        <w:t xml:space="preserve">„Jak napisać pracę magisterską. Kompletny przewodnik od A do Z”</w:t>
-      </w:r>
-      <w:r>
-        <w:t xml:space="preserve"> </w:t>
-      </w:r>
-      <w:r>
-        <w:t xml:space="preserve">— 250 stron praktycznych wskazówek, szablonów i checklist, z rozdziałem o etycznym korzystaniu z AI:</w:t>
-      </w:r>
-      <w:r>
-        <w:t xml:space="preserve"> </w:t>
-      </w:r>
-      <w:hyperlink r:id="rId22">
+      <w:hyperlink r:id="rId11">
         <w:r>
           <w:rPr>
             <w:rStyle w:val="Hyperlink"/>
           </w:rPr>
-          <w:t xml:space="preserve">www.praca-magisterska.pl/sklep/praca-magisterska-ebook/</w:t>
+          <w:t xml:space="preserve">katalogu gotowych prac wzorcowych</w:t>
         </w:r>
       </w:hyperlink>
+      <w:r>
+        <w:t xml:space="preserve"> </w:t>
+      </w:r>
+      <w:r>
+        <w:t xml:space="preserve">z przypisami i bibliografią (59 zł za pracę).</w:t>
+      </w:r>
+    </w:p>
+    <w:p>
+      <w:pPr>
+        <w:pStyle w:val="BodyText"/>
+      </w:pPr>
+      <w:r>
+        <w:t xml:space="preserve">Generator</w:t>
+      </w:r>
+      <w:r>
+        <w:t xml:space="preserve"> </w:t>
+      </w:r>
+      <w:hyperlink r:id="rId12">
+        <w:r>
+          <w:rPr>
+            <w:rStyle w:val="Hyperlink"/>
+          </w:rPr>
+          <w:t xml:space="preserve">Smart-Edu.ai</w:t>
+        </w:r>
+      </w:hyperlink>
+      <w:r>
+        <w:t xml:space="preserve"> </w:t>
+      </w:r>
+      <w:r>
+        <w:t xml:space="preserve">przygotuje pierwszą wersję tekstu z pomocą sztucznej inteligencji, jeśli wolisz zacząć od szkicu.</w:t>
+      </w:r>
     </w:p>
     <w:p>
       <w:pPr>
@@ -286,7 +307,7 @@
       <w:r>
         <w:t xml:space="preserve"> </w:t>
       </w:r>
-      <w:hyperlink r:id="rId23">
+      <w:hyperlink r:id="rId13">
         <w:r>
           <w:rPr>
             <w:rStyle w:val="Hyperlink"/>
@@ -297,7 +318,7 @@
         </w:r>
       </w:hyperlink>
     </w:p>
-    <w:bookmarkEnd w:id="24"/>
+    <w:bookmarkEnd w:id="14"/>
     <w:sectPr/>
   </w:body>
 </w:document>

--- a/public/downloads/wzor-streszczenia-pracy-magisterskiej.docx
+++ b/public/downloads/wzor-streszczenia-pracy-magisterskiej.docx
@@ -219,7 +219,7 @@
         <w:pStyle w:val="Note"/>
       </w:pPr>
       <w:r>
-        <w:t xml:space="preserve">Ten wzór daje gotowy układ. Ebook prowadzi krok po kroku przez każdą część pracy: wybór tematu, rozdział teoretyczny, metodologię, analizę wyników, zakończenie i obronę. Szablony, checklisty i rozdział o etycznym korzystaniu z AI, 39 zł.</w:t>
+        <w:t xml:space="preserve">Ten wzór daje gotowy układ. Ebook prowadzi krok po kroku przez każdą część pracy: wybór tematu, rozdział teoretyczny, metodologię, analizę wyników, zakończenie i obronę. Szablony, checklisty i rozdział o etycznym korzystaniu z AI, 49 zł.</w:t>
       </w:r>
     </w:p>
     <w:p>
